--- a/src/Parchment.Tests/NaughtyStringsTests.MarkdownUnescaped.verified.docx
+++ b/src/Parchment.Tests/NaughtyStringsTests.MarkdownUnescaped.verified.docx
@@ -2729,7 +2729,7 @@
         <w:contextualSpacing/>
       </w:pPr>
       <w:r>
-        <w:t xml:space="preserve">scriptalert(1);/script</w:t>
+        <w:t xml:space="preserve">&lt;script&gt;alert('1');&lt;/script&gt;</w:t>
       </w:r>
     </w:p>
     <w:p>
@@ -5188,7 +5188,7 @@
         <w:contextualSpacing/>
       </w:pPr>
       <w:r>
-        <w:t xml:space="preserve">&lt;img[a]b][c]src[d]=x[e]onerror=[f]"alert(192)"&gt;</w:t>
+        <w:t xml:space="preserve">&lt;img[a][b][c]src[d]=x[e]onerror=[f]"alert(192)"&gt;</w:t>
       </w:r>
     </w:p>
     <w:p>
@@ -6605,20 +6605,20 @@
         <w:contextualSpacing/>
       </w:pPr>
       <w:r>
-        <w:t xml:space="preserve">Roses are 0;31mred0m, violets are 0;34mblue. Hope you enjoy terminal hue</w:t>
-      </w:r>
-    </w:p>
-    <w:p>
-      <w:pPr>
-        <w:pStyle w:val="ListParagraph"/>
-        <w:numPr>
-          <w:ilvl w:val="0"/>
-          <w:numId w:val="4"/>
-        </w:numPr>
-        <w:contextualSpacing/>
-      </w:pPr>
-      <w:r>
-        <w:t xml:space="preserve">But now...20Cfor my greatest trick...8m</w:t>
+        <w:t xml:space="preserve">Roses are [0;31mred[0m, violets are [0;34mblue. Hope you enjoy terminal hue</w:t>
+      </w:r>
+    </w:p>
+    <w:p>
+      <w:pPr>
+        <w:pStyle w:val="ListParagraph"/>
+        <w:numPr>
+          <w:ilvl w:val="0"/>
+          <w:numId w:val="4"/>
+        </w:numPr>
+        <w:contextualSpacing/>
+      </w:pPr>
+      <w:r>
+        <w:t xml:space="preserve">But now...[20Cfor my greatest trick...[8m</w:t>
       </w:r>
     </w:p>
     <w:p>

--- a/src/Parchment.Tests/NaughtyStringsTests.MarkdownUnescaped.verified.docx
+++ b/src/Parchment.Tests/NaughtyStringsTests.MarkdownUnescaped.verified.docx
@@ -2729,7 +2729,7 @@
         <w:contextualSpacing/>
       </w:pPr>
       <w:r>
-        <w:t xml:space="preserve">scriptalert(1);/script</w:t>
+        <w:t xml:space="preserve">&lt;script&gt;alert('1');&lt;/script&gt;</w:t>
       </w:r>
     </w:p>
     <w:p>

--- a/src/Parchment.Tests/NaughtyStringsTests.MarkdownUnescaped.verified.docx
+++ b/src/Parchment.Tests/NaughtyStringsTests.MarkdownUnescaped.verified.docx
@@ -6391,7 +6391,7 @@
         </w:numPr>
         <w:contextualSpacing/>
       </w:pPr>
-      <w:hyperlink xmlns:r="http://schemas.openxmlformats.org/officeDocument/2006/relationships" r:id="DeterministicId2">
+      <w:hyperlink xmlns:r="http://schemas.openxmlformats.org/officeDocument/2006/relationships" r:id="DeterministicId1">
         <w:r>
           <w:rPr>
             <w:rStyle w:val="Hyperlink"/>
@@ -6736,18 +6736,7 @@
         <w:t xml:space="preserve">subclasses</w:t>
       </w:r>
       <w:r>
-        <w:t xml:space="preserve">()</w:t>
-      </w:r>
-      <w:hyperlink xmlns:r="http://schemas.openxmlformats.org/officeDocument/2006/relationships" r:id="DeterministicId1">
-        <w:r>
-          <w:rPr>
-            <w:rStyle w:val="Hyperlink"/>
-          </w:rPr>
-          <w:t xml:space="preserve">40</w:t>
-        </w:r>
-      </w:hyperlink>
-      <w:r>
-        <w:t xml:space="preserve">.read() }}</w:t>
+        <w:t xml:space="preserve">()40 ("/etc/passwd").read() }}</w:t>
       </w:r>
     </w:p>
     <w:p>

--- a/src/Parchment.Tests/NaughtyStringsTests.MarkdownUnescaped.verified.docx
+++ b/src/Parchment.Tests/NaughtyStringsTests.MarkdownUnescaped.verified.docx
@@ -747,6 +747,26 @@
         </w:numPr>
         <w:contextualSpacing/>
       </w:pPr>
+    </w:p>
+    <w:p>
+      <w:pPr>
+        <w:pStyle w:val="ListParagraph"/>
+        <w:numPr>
+          <w:ilvl w:val="1"/>
+          <w:numId w:val="2"/>
+        </w:numPr>
+        <w:contextualSpacing/>
+      </w:pPr>
+    </w:p>
+    <w:p>
+      <w:pPr>
+        <w:pStyle w:val="ListParagraph"/>
+        <w:numPr>
+          <w:ilvl w:val="0"/>
+          <w:numId w:val="1"/>
+        </w:numPr>
+        <w:contextualSpacing/>
+      </w:pPr>
       <w:r>
         <w:t xml:space="preserve">-.</w:t>
       </w:r>
@@ -1572,12 +1592,42 @@
     </w:p>
     <w:p>
       <w:pPr>
+        <w:pStyle w:val="ListParagraph"/>
+        <w:numPr>
+          <w:ilvl w:val="0"/>
+          <w:numId w:val="1"/>
+        </w:numPr>
+        <w:contextualSpacing/>
+      </w:pPr>
+    </w:p>
+    <w:p>
+      <w:pPr>
         <w:ind w:left="480"/>
       </w:pPr>
     </w:p>
     <w:p>
       <w:pPr>
+        <w:pStyle w:val="ListParagraph"/>
+        <w:numPr>
+          <w:ilvl w:val="0"/>
+          <w:numId w:val="1"/>
+        </w:numPr>
+        <w:contextualSpacing/>
+      </w:pPr>
+    </w:p>
+    <w:p>
+      <w:pPr>
         <w:ind w:left="480"/>
+      </w:pPr>
+    </w:p>
+    <w:p>
+      <w:pPr>
+        <w:pStyle w:val="ListParagraph"/>
+        <w:numPr>
+          <w:ilvl w:val="0"/>
+          <w:numId w:val="1"/>
+        </w:numPr>
+        <w:contextualSpacing/>
       </w:pPr>
     </w:p>
     <w:p>
@@ -2716,6 +2766,16 @@
     </w:p>
     <w:p>
       <w:pPr>
+        <w:pStyle w:val="ListParagraph"/>
+        <w:numPr>
+          <w:ilvl w:val="0"/>
+          <w:numId w:val="1"/>
+        </w:numPr>
+        <w:contextualSpacing/>
+      </w:pPr>
+    </w:p>
+    <w:p>
+      <w:pPr>
         <w:ind w:left="480"/>
       </w:pPr>
     </w:p>
@@ -2734,6 +2794,16 @@
     </w:p>
     <w:p>
       <w:pPr>
+        <w:pStyle w:val="ListParagraph"/>
+        <w:numPr>
+          <w:ilvl w:val="0"/>
+          <w:numId w:val="1"/>
+        </w:numPr>
+        <w:contextualSpacing/>
+      </w:pPr>
+    </w:p>
+    <w:p>
+      <w:pPr>
         <w:ind w:left="480"/>
       </w:pPr>
     </w:p>
@@ -2778,6 +2848,16 @@
     </w:p>
     <w:p>
       <w:pPr>
+        <w:pStyle w:val="ListParagraph"/>
+        <w:numPr>
+          <w:ilvl w:val="0"/>
+          <w:numId w:val="1"/>
+        </w:numPr>
+        <w:contextualSpacing/>
+      </w:pPr>
+    </w:p>
+    <w:p>
+      <w:pPr>
         <w:ind w:left="1200"/>
       </w:pPr>
     </w:p>
@@ -2975,6 +3055,16 @@
       <w:r>
         <w:t xml:space="preserve">‘&gt;&lt;script&gt;alert(21);&lt;/script x=’</w:t>
       </w:r>
+    </w:p>
+    <w:p>
+      <w:pPr>
+        <w:pStyle w:val="ListParagraph"/>
+        <w:numPr>
+          <w:ilvl w:val="0"/>
+          <w:numId w:val="1"/>
+        </w:numPr>
+        <w:contextualSpacing/>
+      </w:pPr>
     </w:p>
     <w:p>
       <w:pPr>
@@ -5328,6 +5418,16 @@
     </w:p>
     <w:p>
       <w:pPr>
+        <w:pStyle w:val="ListParagraph"/>
+        <w:numPr>
+          <w:ilvl w:val="0"/>
+          <w:numId w:val="1"/>
+        </w:numPr>
+        <w:contextualSpacing/>
+      </w:pPr>
+    </w:p>
+    <w:p>
+      <w:pPr>
         <w:ind w:left="480"/>
       </w:pPr>
     </w:p>
@@ -5355,11 +5455,51 @@
     </w:p>
     <w:p>
       <w:pPr>
+        <w:pStyle w:val="ListParagraph"/>
+        <w:numPr>
+          <w:ilvl w:val="0"/>
+          <w:numId w:val="1"/>
+        </w:numPr>
+        <w:contextualSpacing/>
+      </w:pPr>
+    </w:p>
+    <w:p>
+      <w:pPr>
+        <w:pStyle w:val="ListParagraph"/>
+        <w:numPr>
+          <w:ilvl w:val="0"/>
+          <w:numId w:val="1"/>
+        </w:numPr>
+        <w:contextualSpacing/>
+      </w:pPr>
+    </w:p>
+    <w:p>
+      <w:pPr>
+        <w:pStyle w:val="ListParagraph"/>
+        <w:numPr>
+          <w:ilvl w:val="0"/>
+          <w:numId w:val="1"/>
+        </w:numPr>
+        <w:contextualSpacing/>
+      </w:pPr>
+    </w:p>
+    <w:p>
+      <w:pPr>
         <w:ind w:left="480"/>
       </w:pPr>
     </w:p>
     <w:p>
       <w:pPr>
+        <w:pStyle w:val="ListParagraph"/>
+        <w:numPr>
+          <w:ilvl w:val="0"/>
+          <w:numId w:val="1"/>
+        </w:numPr>
+        <w:contextualSpacing/>
+      </w:pPr>
+    </w:p>
+    <w:p>
+      <w:pPr>
         <w:ind w:left="480"/>
       </w:pPr>
     </w:p>
@@ -5378,11 +5518,31 @@
     </w:p>
     <w:p>
       <w:pPr>
+        <w:pStyle w:val="ListParagraph"/>
+        <w:numPr>
+          <w:ilvl w:val="0"/>
+          <w:numId w:val="1"/>
+        </w:numPr>
+        <w:contextualSpacing/>
+      </w:pPr>
+    </w:p>
+    <w:p>
+      <w:pPr>
         <w:ind w:left="480"/>
       </w:pPr>
     </w:p>
     <w:p>
       <w:pPr>
+        <w:pStyle w:val="ListParagraph"/>
+        <w:numPr>
+          <w:ilvl w:val="0"/>
+          <w:numId w:val="1"/>
+        </w:numPr>
+        <w:contextualSpacing/>
+      </w:pPr>
+    </w:p>
+    <w:p>
+      <w:pPr>
         <w:ind w:left="480"/>
       </w:pPr>
     </w:p>
@@ -5401,41 +5561,121 @@
     </w:p>
     <w:p>
       <w:pPr>
+        <w:pStyle w:val="ListParagraph"/>
+        <w:numPr>
+          <w:ilvl w:val="0"/>
+          <w:numId w:val="1"/>
+        </w:numPr>
+        <w:contextualSpacing/>
+      </w:pPr>
+    </w:p>
+    <w:p>
+      <w:pPr>
         <w:ind w:left="480"/>
       </w:pPr>
     </w:p>
     <w:p>
       <w:pPr>
+        <w:pStyle w:val="ListParagraph"/>
+        <w:numPr>
+          <w:ilvl w:val="0"/>
+          <w:numId w:val="1"/>
+        </w:numPr>
+        <w:contextualSpacing/>
+      </w:pPr>
+    </w:p>
+    <w:p>
+      <w:pPr>
         <w:ind w:left="480"/>
       </w:pPr>
     </w:p>
     <w:p>
       <w:pPr>
+        <w:pStyle w:val="ListParagraph"/>
+        <w:numPr>
+          <w:ilvl w:val="0"/>
+          <w:numId w:val="1"/>
+        </w:numPr>
+        <w:contextualSpacing/>
+      </w:pPr>
+    </w:p>
+    <w:p>
+      <w:pPr>
         <w:ind w:left="480"/>
       </w:pPr>
     </w:p>
     <w:p>
       <w:pPr>
+        <w:pStyle w:val="ListParagraph"/>
+        <w:numPr>
+          <w:ilvl w:val="0"/>
+          <w:numId w:val="1"/>
+        </w:numPr>
+        <w:contextualSpacing/>
+      </w:pPr>
+    </w:p>
+    <w:p>
+      <w:pPr>
         <w:ind w:left="480"/>
       </w:pPr>
     </w:p>
     <w:p>
       <w:pPr>
+        <w:pStyle w:val="ListParagraph"/>
+        <w:numPr>
+          <w:ilvl w:val="0"/>
+          <w:numId w:val="1"/>
+        </w:numPr>
+        <w:contextualSpacing/>
+      </w:pPr>
+    </w:p>
+    <w:p>
+      <w:pPr>
         <w:ind w:left="480"/>
       </w:pPr>
     </w:p>
     <w:p>
       <w:pPr>
+        <w:pStyle w:val="ListParagraph"/>
+        <w:numPr>
+          <w:ilvl w:val="0"/>
+          <w:numId w:val="1"/>
+        </w:numPr>
+        <w:contextualSpacing/>
+      </w:pPr>
+    </w:p>
+    <w:p>
+      <w:pPr>
         <w:ind w:left="480"/>
       </w:pPr>
     </w:p>
     <w:p>
       <w:pPr>
+        <w:pStyle w:val="ListParagraph"/>
+        <w:numPr>
+          <w:ilvl w:val="0"/>
+          <w:numId w:val="1"/>
+        </w:numPr>
+        <w:contextualSpacing/>
+      </w:pPr>
+    </w:p>
+    <w:p>
+      <w:pPr>
         <w:ind w:left="480"/>
       </w:pPr>
     </w:p>
     <w:p>
       <w:pPr>
+        <w:pStyle w:val="ListParagraph"/>
+        <w:numPr>
+          <w:ilvl w:val="0"/>
+          <w:numId w:val="1"/>
+        </w:numPr>
+        <w:contextualSpacing/>
+      </w:pPr>
+    </w:p>
+    <w:p>
+      <w:pPr>
         <w:ind w:left="480"/>
       </w:pPr>
     </w:p>
@@ -5454,6 +5694,16 @@
     </w:p>
     <w:p>
       <w:pPr>
+        <w:pStyle w:val="ListParagraph"/>
+        <w:numPr>
+          <w:ilvl w:val="0"/>
+          <w:numId w:val="1"/>
+        </w:numPr>
+        <w:contextualSpacing/>
+      </w:pPr>
+    </w:p>
+    <w:p>
+      <w:pPr>
         <w:ind w:left="480"/>
       </w:pPr>
     </w:p>
@@ -5472,6 +5722,16 @@
     </w:p>
     <w:p>
       <w:pPr>
+        <w:pStyle w:val="ListParagraph"/>
+        <w:numPr>
+          <w:ilvl w:val="0"/>
+          <w:numId w:val="1"/>
+        </w:numPr>
+        <w:contextualSpacing/>
+      </w:pPr>
+    </w:p>
+    <w:p>
+      <w:pPr>
         <w:ind w:left="480"/>
       </w:pPr>
     </w:p>
@@ -5503,11 +5763,31 @@
     </w:p>
     <w:p>
       <w:pPr>
+        <w:pStyle w:val="ListParagraph"/>
+        <w:numPr>
+          <w:ilvl w:val="0"/>
+          <w:numId w:val="1"/>
+        </w:numPr>
+        <w:contextualSpacing/>
+      </w:pPr>
+    </w:p>
+    <w:p>
+      <w:pPr>
         <w:ind w:left="480"/>
       </w:pPr>
     </w:p>
     <w:p>
       <w:pPr>
+        <w:pStyle w:val="ListParagraph"/>
+        <w:numPr>
+          <w:ilvl w:val="0"/>
+          <w:numId w:val="1"/>
+        </w:numPr>
+        <w:contextualSpacing/>
+      </w:pPr>
+    </w:p>
+    <w:p>
+      <w:pPr>
         <w:ind w:left="480"/>
       </w:pPr>
     </w:p>
@@ -5523,6 +5803,16 @@
       <w:r>
         <w:t xml:space="preserve">&lt;IMG SRC=“javascript:alert(‘222’)”</w:t>
       </w:r>
+    </w:p>
+    <w:p>
+      <w:pPr>
+        <w:pStyle w:val="ListParagraph"/>
+        <w:numPr>
+          <w:ilvl w:val="0"/>
+          <w:numId w:val="1"/>
+        </w:numPr>
+        <w:contextualSpacing/>
+      </w:pPr>
     </w:p>
     <w:p>
       <w:pPr>
@@ -5576,6 +5866,16 @@
     </w:p>
     <w:p>
       <w:pPr>
+        <w:pStyle w:val="ListParagraph"/>
+        <w:numPr>
+          <w:ilvl w:val="0"/>
+          <w:numId w:val="1"/>
+        </w:numPr>
+        <w:contextualSpacing/>
+      </w:pPr>
+    </w:p>
+    <w:p>
+      <w:pPr>
         <w:ind w:left="480"/>
       </w:pPr>
       <w:r>
@@ -5682,6 +5982,16 @@
         </w:numPr>
         <w:contextualSpacing/>
       </w:pPr>
+    </w:p>
+    <w:p>
+      <w:pPr>
+        <w:pStyle w:val="ListParagraph"/>
+        <w:numPr>
+          <w:ilvl w:val="0"/>
+          <w:numId w:val="1"/>
+        </w:numPr>
+        <w:contextualSpacing/>
+      </w:pPr>
       <w:r>
         <w:t xml:space="preserve">%</w:t>
       </w:r>
@@ -5698,6 +6008,26 @@
       <w:r>
         <w:t xml:space="preserve">_</w:t>
       </w:r>
+    </w:p>
+    <w:p>
+      <w:pPr>
+        <w:pStyle w:val="ListParagraph"/>
+        <w:numPr>
+          <w:ilvl w:val="0"/>
+          <w:numId w:val="1"/>
+        </w:numPr>
+        <w:contextualSpacing/>
+      </w:pPr>
+    </w:p>
+    <w:p>
+      <w:pPr>
+        <w:pStyle w:val="ListParagraph"/>
+        <w:numPr>
+          <w:ilvl w:val="1"/>
+          <w:numId w:val="3"/>
+        </w:numPr>
+        <w:contextualSpacing/>
+      </w:pPr>
     </w:p>
     <w:p>
       <w:pPr>
@@ -5880,6 +6210,16 @@
       <w:r>
         <w:t xml:space="preserve">%x('ls -al /')</w:t>
       </w:r>
+    </w:p>
+    <w:p>
+      <w:pPr>
+        <w:pStyle w:val="ListParagraph"/>
+        <w:numPr>
+          <w:ilvl w:val="0"/>
+          <w:numId w:val="4"/>
+        </w:numPr>
+        <w:contextualSpacing/>
+      </w:pPr>
     </w:p>
     <w:p>
       <w:pPr>

--- a/src/Parchment.Tests/NaughtyStringsTests.MarkdownUnescaped.verified.docx
+++ b/src/Parchment.Tests/NaughtyStringsTests.MarkdownUnescaped.verified.docx
@@ -2789,7 +2789,7 @@
         <w:contextualSpacing/>
       </w:pPr>
       <w:r>
-        <w:t xml:space="preserve">scriptalert(1);/script</w:t>
+        <w:t xml:space="preserve">&lt;script&gt;alert('1');&lt;/script&gt;</w:t>
       </w:r>
     </w:p>
     <w:p>
@@ -5278,7 +5278,7 @@
         <w:contextualSpacing/>
       </w:pPr>
       <w:r>
-        <w:t xml:space="preserve">&lt;img[a]b][c]src[d]=x[e]onerror=[f]"alert(192)"&gt;</w:t>
+        <w:t xml:space="preserve">&lt;img[a][b][c]src[d]=x[e]onerror=[f]"alert(192)"&gt;</w:t>
       </w:r>
     </w:p>
     <w:p>
@@ -6945,20 +6945,20 @@
         <w:contextualSpacing/>
       </w:pPr>
       <w:r>
-        <w:t xml:space="preserve">Roses are 0;31mred0m, violets are 0;34mblue. Hope you enjoy terminal hue</w:t>
-      </w:r>
-    </w:p>
-    <w:p>
-      <w:pPr>
-        <w:pStyle w:val="ListParagraph"/>
-        <w:numPr>
-          <w:ilvl w:val="0"/>
-          <w:numId w:val="4"/>
-        </w:numPr>
-        <w:contextualSpacing/>
-      </w:pPr>
-      <w:r>
-        <w:t xml:space="preserve">But now...20Cfor my greatest trick...8m</w:t>
+        <w:t xml:space="preserve">Roses are [0;31mred[0m, violets are [0;34mblue. Hope you enjoy terminal hue</w:t>
+      </w:r>
+    </w:p>
+    <w:p>
+      <w:pPr>
+        <w:pStyle w:val="ListParagraph"/>
+        <w:numPr>
+          <w:ilvl w:val="0"/>
+          <w:numId w:val="4"/>
+        </w:numPr>
+        <w:contextualSpacing/>
+      </w:pPr>
+      <w:r>
+        <w:t xml:space="preserve">But now...[20Cfor my greatest trick...[8m</w:t>
       </w:r>
     </w:p>
     <w:p>

--- a/src/Parchment.Tests/NaughtyStringsTests.MarkdownUnescaped.verified.docx
+++ b/src/Parchment.Tests/NaughtyStringsTests.MarkdownUnescaped.verified.docx
@@ -6731,7 +6731,7 @@
         </w:numPr>
         <w:contextualSpacing/>
       </w:pPr>
-      <w:hyperlink xmlns:r="http://schemas.openxmlformats.org/officeDocument/2006/relationships" r:id="DeterministicId2">
+      <w:hyperlink xmlns:r="http://schemas.openxmlformats.org/officeDocument/2006/relationships" r:id="DeterministicId1">
         <w:r>
           <w:rPr>
             <w:rStyle w:val="Hyperlink"/>
@@ -7076,18 +7076,7 @@
         <w:t xml:space="preserve">subclasses</w:t>
       </w:r>
       <w:r>
-        <w:t xml:space="preserve">()</w:t>
-      </w:r>
-      <w:hyperlink xmlns:r="http://schemas.openxmlformats.org/officeDocument/2006/relationships" r:id="DeterministicId1">
-        <w:r>
-          <w:rPr>
-            <w:rStyle w:val="Hyperlink"/>
-          </w:rPr>
-          <w:t xml:space="preserve">40</w:t>
-        </w:r>
-      </w:hyperlink>
-      <w:r>
-        <w:t xml:space="preserve">.read() }}</w:t>
+        <w:t xml:space="preserve">()40 ("/etc/passwd").read() }}</w:t>
       </w:r>
     </w:p>
     <w:p>

--- a/src/Parchment.Tests/NaughtyStringsTests.MarkdownUnescaped.verified.docx
+++ b/src/Parchment.Tests/NaughtyStringsTests.MarkdownUnescaped.verified.docx
@@ -1262,7 +1262,7 @@
         <w:contextualSpacing/>
       </w:pPr>
       <w:r>
-        <w:t xml:space="preserve">\t \u0085             ​\u2028\u2029</w:t>
+        <w:t xml:space="preserve">\t \u0085             ​\u2028\u2029  　</w:t>
       </w:r>
     </w:p>
     <w:p>
@@ -2897,7 +2897,7 @@
         <w:contextualSpacing/>
       </w:pPr>
       <w:r>
-        <w:t xml:space="preserve">onfocus=JaVaSCript:alert(9) autofocus</w:t>
+        <w:t xml:space="preserve"> onfocus=JaVaSCript:alert(9) autofocus</w:t>
       </w:r>
     </w:p>
     <w:p>
